--- a/PRDs/deployment/CBMTEST-Instance-Deployment-Record.docx
+++ b/PRDs/deployment/CBMTEST-Instance-Deployment-Record.docx
@@ -14,7 +14,7 @@
           <w:color w:val="1F3864"/>
           <w:sz w:val="32"/>
         </w:rPr>
-        <w:t>CBMTEST</w:t>
+        <w:t>Cleveland Business Mentors</w:t>
       </w:r>
     </w:p>
     <w:p>
@@ -161,7 +161,7 @@
                 <w:color w:val="000000"/>
                 <w:sz w:val="22"/>
               </w:rPr>
-              <w:t>CBMTEST EspoCRM Test Instance (CBMTEST)</w:t>
+              <w:t>Cleveland Business Mentors EspoCRM Test Instance (CBMTEST)</w:t>
             </w:r>
           </w:p>
         </w:tc>
@@ -222,7 +222,7 @@
                 <w:color w:val="000000"/>
                 <w:sz w:val="22"/>
               </w:rPr>
-              <w:t>CBMTEST</w:t>
+              <w:t>Cleveland Business Mentors</w:t>
             </w:r>
           </w:p>
         </w:tc>
@@ -405,7 +405,7 @@
                 <w:color w:val="000000"/>
                 <w:sz w:val="22"/>
               </w:rPr>
-              <w:t>05-02-26 20:14</w:t>
+              <w:t>05-02-26 21:06</w:t>
             </w:r>
           </w:p>
         </w:tc>
@@ -664,7 +664,7 @@
                 <w:color w:val="000000"/>
                 <w:sz w:val="22"/>
               </w:rPr>
-              <w:t>05-02-26 20:14</w:t>
+              <w:t>05-02-26 21:06</w:t>
             </w:r>
           </w:p>
         </w:tc>
@@ -717,7 +717,7 @@
           <w:color w:val="000000"/>
           <w:sz w:val="22"/>
         </w:rPr>
-        <w:t>This document captures the as-deployed state of the CBMTEST EspoCRM Test instance hosted at crm-test.clevelandbusinessmentors.org. Its purpose is to provide a single durable record of what was deployed, when, on what infrastructure, with what configuration, and which credentials govern access — without duplicating credential values that belong in the password manager. The document supports day-to-day operations, future upgrades, disaster recovery, and onboarding of any additional administrators.</w:t>
+        <w:t>This document captures the as-deployed state of the Cleveland Business Mentors EspoCRM Test instance hosted at crm-test.clevelandbusinessmentors.org. Its purpose is to provide a single durable record of what was deployed, when, on what infrastructure, with what configuration, and which credentials govern access — without duplicating credential values that belong in the password manager. The document supports day-to-day operations, future upgrades, disaster recovery, and onboarding of any additional administrators.</w:t>
       </w:r>
     </w:p>
     <w:p>
@@ -1251,7 +1251,7 @@
                 <w:color w:val="000000"/>
                 <w:sz w:val="22"/>
               </w:rPr>
-              <w:t>Public IPv4</w:t>
+              <w:t>Public IPv4 (SSH Host)</w:t>
             </w:r>
           </w:p>
         </w:tc>
@@ -1647,7 +1647,7 @@
                 <w:color w:val="000000"/>
                 <w:sz w:val="22"/>
               </w:rPr>
-              <w:t>unknown</w:t>
+              <w:t>9.3.4</w:t>
             </w:r>
           </w:p>
         </w:tc>
@@ -2329,7 +2329,7 @@
                 <w:color w:val="000000"/>
                 <w:sz w:val="22"/>
               </w:rPr>
-              <w:t>Public IPv4</w:t>
+              <w:t>Public IPv4 (SSH Host)</w:t>
             </w:r>
           </w:p>
         </w:tc>
@@ -4594,7 +4594,7 @@
                 <w:color w:val="000000"/>
                 <w:sz w:val="22"/>
               </w:rPr>
-              <w:t>unknown</w:t>
+              <w:t>9.3.4</w:t>
             </w:r>
           </w:p>
         </w:tc>
@@ -7936,7 +7936,7 @@
                 <w:color w:val="000000"/>
                 <w:sz w:val="22"/>
               </w:rPr>
-              <w:t>05-02-26 20:14</w:t>
+              <w:t>05-02-26 21:06</w:t>
             </w:r>
           </w:p>
         </w:tc>
